--- a/04-Development-and-Quality-Assurance/Poster/Sections/12 Acknowledgements.docx
+++ b/04-Development-and-Quality-Assurance/Poster/Sections/12 Acknowledgements.docx
@@ -4,86 +4,42 @@
   <w:body>
     <w:p>
       <w:pPr>
-        <w:pStyle w:val="cvgsua"/>
-        <w:spacing w:line="435" w:lineRule="atLeast"/>
+        <w:rPr>
+          <w:rFonts w:ascii="Times New Roman" w:eastAsiaTheme="majorEastAsia" w:hAnsi="Times New Roman" w:cs="Times New Roman"/>
+          <w:kern w:val="0"/>
+          <w:lang w:eastAsia="ja-JP"/>
+          <w14:ligatures w14:val="none"/>
+        </w:rPr>
       </w:pPr>
       <w:r>
         <w:rPr>
-          <w:rStyle w:val="agcmg"/>
-          <w:rFonts w:eastAsiaTheme="majorEastAsia"/>
+          <w:rFonts w:ascii="Times New Roman" w:eastAsiaTheme="majorEastAsia" w:hAnsi="Times New Roman" w:cs="Times New Roman"/>
+          <w:kern w:val="0"/>
+          <w:lang w:eastAsia="ja-JP"/>
+          <w14:ligatures w14:val="none"/>
         </w:rPr>
-        <w:t>Special mention to the people who supported the project through mentorship, feedback, hardware support, and lectures.</w:t>
+        <w:t xml:space="preserve">We sincerely thank the AUT R&amp;D Academic Team, our client Dr. Raymond Lutui, and </w:t>
       </w:r>
     </w:p>
     <w:p>
       <w:pPr>
-        <w:pStyle w:val="cvgsua"/>
-        <w:numPr>
-          <w:ilvl w:val="0"/>
-          <w:numId w:val="3"/>
-        </w:numPr>
-        <w:spacing w:line="435" w:lineRule="atLeast"/>
+        <w:rPr>
+          <w:rFonts w:ascii="Times New Roman" w:eastAsiaTheme="majorEastAsia" w:hAnsi="Times New Roman" w:cs="Times New Roman"/>
+          <w:kern w:val="0"/>
+          <w:lang w:eastAsia="ja-JP"/>
+          <w14:ligatures w14:val="none"/>
+        </w:rPr>
       </w:pPr>
       <w:r>
         <w:rPr>
-          <w:rStyle w:val="agcmg"/>
-          <w:rFonts w:eastAsiaTheme="majorEastAsia"/>
+          <w:rFonts w:ascii="Times New Roman" w:eastAsiaTheme="majorEastAsia" w:hAnsi="Times New Roman" w:cs="Times New Roman"/>
+          <w:kern w:val="0"/>
+          <w:lang w:eastAsia="ja-JP"/>
+          <w14:ligatures w14:val="none"/>
         </w:rPr>
-        <w:t>AUT R&amp;D Academic Team</w:t>
+        <w:t xml:space="preserve">supervisor Daniel Vaipulu for their guidance, honest feedback, and unwavering support. </w:t>
       </w:r>
     </w:p>
-    <w:p>
-      <w:pPr>
-        <w:pStyle w:val="cvgsua"/>
-        <w:numPr>
-          <w:ilvl w:val="0"/>
-          <w:numId w:val="3"/>
-        </w:numPr>
-        <w:spacing w:line="435" w:lineRule="atLeast"/>
-      </w:pPr>
-      <w:r>
-        <w:rPr>
-          <w:rStyle w:val="agcmg"/>
-          <w:rFonts w:eastAsiaTheme="majorEastAsia"/>
-        </w:rPr>
-        <w:t>Dr. Raymond Lutui</w:t>
-      </w:r>
-    </w:p>
-    <w:p>
-      <w:pPr>
-        <w:pStyle w:val="cvgsua"/>
-        <w:numPr>
-          <w:ilvl w:val="0"/>
-          <w:numId w:val="3"/>
-        </w:numPr>
-        <w:spacing w:line="435" w:lineRule="atLeast"/>
-      </w:pPr>
-      <w:r>
-        <w:rPr>
-          <w:rStyle w:val="agcmg"/>
-          <w:rFonts w:eastAsiaTheme="majorEastAsia"/>
-        </w:rPr>
-        <w:t>Daniel Vaipulu</w:t>
-      </w:r>
-    </w:p>
-    <w:p>
-      <w:pPr>
-        <w:pStyle w:val="cvgsua"/>
-        <w:numPr>
-          <w:ilvl w:val="0"/>
-          <w:numId w:val="3"/>
-        </w:numPr>
-        <w:spacing w:line="435" w:lineRule="atLeast"/>
-      </w:pPr>
-      <w:r>
-        <w:rPr>
-          <w:rStyle w:val="agcmg"/>
-          <w:rFonts w:eastAsiaTheme="majorEastAsia"/>
-        </w:rPr>
-        <w:t>Ramon Lewis</w:t>
-      </w:r>
-    </w:p>
-    <w:p/>
     <w:sectPr>
       <w:pgSz w:w="11906" w:h="16838"/>
       <w:pgMar w:top="1440" w:right="1440" w:bottom="1440" w:left="1440" w:header="708" w:footer="708" w:gutter="0"/>
@@ -1134,7 +1090,6 @@
   <w:style w:type="character" w:default="1" w:styleId="DefaultParagraphFont">
     <w:name w:val="Default Paragraph Font"/>
     <w:uiPriority w:val="1"/>
-    <w:semiHidden/>
     <w:unhideWhenUsed/>
   </w:style>
   <w:style w:type="table" w:default="1" w:styleId="TableNormal">
